--- a/por/docx/40.content.docx
+++ b/por/docx/40.content.docx
@@ -28,22 +28,6 @@
       </w:r>
     </w:p>
     <w:p>
-      <w:pPr>
-        <w:pStyle w:val="Heading2"/>
-      </w:pPr>
-      <w:r>
-        <w:rPr>
-          <w:lang w:val="pt_PT" w:bidi="pt_PT"/>
-        </w:rPr>
-        <w:t>License Information</w:t>
-      </w:r>
-      <w:r>
-        <w:rPr>
-          <w:lang w:val="pt_PT" w:bidi="pt_PT"/>
-        </w:rPr>
-      </w:r>
-    </w:p>
-    <w:p>
       <w:pPr/>
       <w:r>
         <w:rPr>
@@ -55,86 +39,25 @@
           <w:b/>
           <w:lang w:val="pt_PT" w:bidi="pt_PT"/>
         </w:rPr>
-        <w:t>Notas de Estudo (Biblica)</w:t>
-      </w:r>
-      <w:r>
-        <w:rPr>
-          <w:lang w:val="pt_PT" w:bidi="pt_PT"/>
-        </w:rPr>
-        <w:t xml:space="preserve"> (Portuguese) is based on</w:t>
-      </w:r>
-      <w:r>
-        <w:rPr>
-          <w:lang w:val="pt_PT" w:bidi="pt_PT"/>
-        </w:rPr>
-        <w:t xml:space="preserve">: </w:t>
-      </w:r>
-      <w:r>
-        <w:rPr>
-          <w:lang w:val="pt_PT" w:bidi="pt_PT"/>
-        </w:rPr>
         <w:t>Biblica Study Notes</w:t>
       </w:r>
       <w:r>
         <w:rPr>
           <w:lang w:val="pt_PT" w:bidi="pt_PT"/>
         </w:rPr>
-        <w:t xml:space="preserve">, </w:t>
-      </w:r>
-      <w:hyperlink r:id="rId13">
-        <w:r>
-          <w:rPr>
-            <w:lang w:val="pt_PT" w:bidi="pt_PT"/>
-          </w:rPr>
-          <w:rPr>
-            <w:color w:val="0000EE"/>
-            <w:u w:val="single"/>
-          </w:rPr>
-          <w:t>Biblica Inc.</w:t>
-        </w:r>
-      </w:hyperlink>
-      <w:r>
-        <w:rPr>
-          <w:lang w:val="pt_PT" w:bidi="pt_PT"/>
-        </w:rPr>
-        <w:t xml:space="preserve">, 2023, which is licensed under a </w:t>
-      </w:r>
-      <w:hyperlink r:id="rId14">
-        <w:r>
-          <w:rPr>
-            <w:lang w:val="pt_PT" w:bidi="pt_PT"/>
-          </w:rPr>
-          <w:rPr>
-            <w:color w:val="0000EE"/>
-            <w:u w:val="single"/>
-          </w:rPr>
-          <w:t>CC BY-SA 4.0 license</w:t>
-        </w:r>
-      </w:hyperlink>
-      <w:r>
-        <w:rPr>
-          <w:lang w:val="pt_PT" w:bidi="pt_PT"/>
-        </w:rPr>
-        <w:t>.</w:t>
-      </w:r>
-      <w:r>
-        <w:rPr>
-          <w:lang w:val="pt_PT" w:bidi="pt_PT"/>
-        </w:rPr>
-      </w:r>
-    </w:p>
-    <w:p>
-      <w:pPr/>
-      <w:r>
-        <w:rPr>
-          <w:lang w:val="pt_PT" w:bidi="pt_PT"/>
-        </w:rPr>
-      </w:r>
-      <w:r>
-        <w:rPr>
-          <w:lang w:val="pt_PT" w:bidi="pt_PT"/>
-        </w:rPr>
-        <w:t>This PDF version is provided under the same license.</w:t>
+        <w:t xml:space="preserve"> © 2023 Biblica Inc. Released under CC BY-SA 4.0 license. </w:t>
+      </w:r>
+      <w:r>
+        <w:rPr>
+          <w:lang w:val="pt_PT" w:bidi="pt_PT"/>
+        </w:rPr>
+        <w:t>Biblica Study Notes</w:t>
+      </w:r>
+      <w:r>
+        <w:rPr>
+          <w:lang w:val="pt_PT" w:bidi="pt_PT"/>
+        </w:rPr>
+        <w:t xml:space="preserve"> has been adapted in the following languages: Tok Pisin, Arabic (عربي), French (Français), Hindi (हिंदी), Indonesian (Bahasa Indonesia), Portuguese (Português), Russian (Русский), Spanish (Español), Swahili (Kiswahili), and Simplified Chinese (简体中文)from Biblica Study Notes © 2023 Biblica Inc. Released under CC BY-SA 4.0 license by Mission Mutual</w:t>
       </w:r>
       <w:r>
         <w:rPr>

--- a/por/docx/40.content.docx
+++ b/por/docx/40.content.docx
@@ -116,26 +116,6 @@
           <w:lang w:val="pt_PT" w:bidi="pt_PT"/>
         </w:rPr>
         <w:t>MAT</w:t>
-      </w:r>
-      <w:r>
-        <w:rPr>
-          <w:lang w:val="pt_PT" w:bidi="pt_PT"/>
-        </w:rPr>
-      </w:r>
-    </w:p>
-    <w:p>
-      <w:pPr/>
-      <w:r>
-        <w:rPr>
-          <w:lang w:val="pt_PT" w:bidi="pt_PT"/>
-        </w:rPr>
-      </w:r>
-      <w:r>
-        <w:rPr>
-          <w:i/>
-          <w:lang w:val="pt_PT" w:bidi="pt_PT"/>
-        </w:rPr>
-        <w:t>Mateus 1.1–17, Mateus 1.18–25, Mateus 2.1–23, Mateus 3.1–12, Mateus 3.13–17, Mateus 4.1–11, Mateus 4.12–17, Mateus 4.18–25, Mateus 5.1–12, Mateus 5.13–20, Mateus 5.21–48, Mateus 6.1–15, Mateus 6.16–34, Mateus 7.1–12, Mateus 7.13–23, Mateus 7.24–29, Mateus 8.1–17, Mateus 8.18–34, Mateus 9.1–17, Mateus 9.18–38, Mateus 10.1–15, Mateus 10.16–42, Mateus 11.1–19, Mateus 11.20–30, Mateus 12.1–14, Mateus 12.15–21, Mateus 12.22–37, Mateus 12.38–50, Mateus 13.1–23, Mateus 13.24–52, Mateus 13.53–14.12, Mateus 14.13–21, Mateus 14.22–36, Mateus 15.1–20, Mateus 15.21–28, Mateus 15.29–39, Mateus 16.1–12, Mateus 16.13–27, Mateus 16.28–17.13, Mateus 17.14–27, Mateus 18.1–11, Mateus 18.12–14, Mateus 18.15–35, Mateus 19.1–15, Mateus 19.16–30, Mateus 20.1–16, Mateus 20.17–34, Mateus 21.1–17, Mateus 21.18–27, Mateus 21.28–46, Mateus 22.1–14, Mateus 22.15–33, Mateus 22.34–46, Mateus 23.1–39, Mateus 24.1–14, Mateus 24.15–51, Mateus 25.1–13, Mateus 25.14–30, Mateus 25:31–46, Mateus 26.1–16, Mateus 26.17–30, Mateus 26.31–46, Mateus 26.47–56, Mateus 26.57–68, Mateus 26.69–75, Mateus 27.1–10, Mateus 27.11–26, Mateus 27.27–44, Mateus 27.45–66, Mateus 28.1–15, Mateus 28.16–20</w:t>
       </w:r>
       <w:r>
         <w:rPr>

--- a/por/docx/40.content.docx
+++ b/por/docx/40.content.docx
@@ -19,7 +19,7 @@
         <w:rPr>
           <w:lang w:val="pt_PT" w:bidi="pt_PT"/>
         </w:rPr>
-        <w:t>Resource: Notas de Estudo (Biblica)</w:t>
+        <w:t>Resource: Biblica Study Notes</w:t>
       </w:r>
       <w:r>
         <w:rPr>
@@ -78,7 +78,7 @@
         <w:rPr>
           <w:lang w:val="pt_PT" w:bidi="pt_PT"/>
         </w:rPr>
-        <w:t>Notas de Estudo (Biblica)</w:t>
+        <w:t>Biblica Study Notes</w:t>
       </w:r>
     </w:p>
     <w:p>
